--- a/evals/fixtures/projet-alpha/spec-authentification_v2_final_VF3 - Copie.docx
+++ b/evals/fixtures/projet-alpha/spec-authentification_v2_final_VF3 - Copie.docx
@@ -3,10 +3,80 @@
 <w:document xmlns:w="http://schemas.openxmlformats.org/wordprocessingml/2006/main">
   <w:body>
     <w:p>
+      <w:pPr>
+        <w:pStyle w:val="Heading1"/>
+      </w:pPr>
       <w:r>
-        <w:t>Spec authentification v2 finale VF3</w:t>
+        <w:t>Spécification authentification — v2 finale</w:t>
       </w:r>
     </w:p>
+    <w:p>
+      <w:r>
+        <w:t>Version finale validée de la spécification du module d'authentification.</w:t>
+      </w:r>
+    </w:p>
+    <w:p>
+      <w:pPr>
+        <w:pStyle w:val="Heading2"/>
+      </w:pPr>
+      <w:r>
+        <w:t>Critères d'acceptation</w:t>
+      </w:r>
+    </w:p>
+    <w:tbl>
+      <w:tblPr/>
+      <w:tblGrid>
+        <w:gridCol/>
+        <w:gridCol/>
+      </w:tblGrid>
+      <w:tr>
+        <w:tc>
+          <w:tcPr/>
+          <w:p>
+            <w:r>
+              <w:t>Critère</w:t>
+            </w:r>
+          </w:p>
+        </w:tc>
+        <w:tc>
+          <w:tcPr/>
+          <w:p>
+            <w:r>
+              <w:t>Valeur cible</w:t>
+            </w:r>
+          </w:p>
+        </w:tc>
+      </w:tr>
+      <w:tr>
+        <w:tc>
+          <w:tcPr/>
+          <w:p>
+            <w:r>
+              <w:t>Temps de connexion</w:t>
+            </w:r>
+          </w:p>
+        </w:tc>
+        <w:tc>
+          <w:tcPr/>
+          <w:p>
+            <w:r>
+              <w:t>moins d'une seconde</w:t>
+            </w:r>
+          </w:p>
+        </w:tc>
+      </w:tr>
+    </w:tbl>
   </w:body>
 </w:document>
+</file>
+
+<file path=word/styles.xml><?xml version="1.0" encoding="utf-8"?>
+<w:styles xmlns:w="http://schemas.openxmlformats.org/wordprocessingml/2006/main">
+  <w:style w:type="paragraph" w:styleId="Heading1">
+    <w:name w:val="heading 1"/>
+  </w:style>
+  <w:style w:type="paragraph" w:styleId="Heading2">
+    <w:name w:val="heading 2"/>
+  </w:style>
+</w:styles>
 </file>